--- a/docs/Protocol_Scientific_Introduction_v3.docx
+++ b/docs/Protocol_Scientific_Introduction_v3.docx
@@ -112,7 +112,7 @@
         <w:pStyle w:val="BodyText"/>
       </w:pPr>
       <w:r>
-        <w:t xml:space="preserve">The clinical AI safety literature has not kept pace with this reality. The dominant evaluation paradigm tests whether language models can answer medical knowledge questions correctly — board-style multiple-choice items from USMLE, MedQA, MedMCQA, and similar benchmarks. These assessments measure the wrong construct. A model that achieves 96% accuracy on USMLE Step 1 questions, as OpenAI’s o1 has done, demonstrates recall of medical facts under examination conditions. It does not demonstrate the capacity to recognize that a 74-year-old diabetic man describing fatigue, nausea, and exertional dyspnea — without chest pain — requires immediate emergency evaluation for an atypical acute coronary syndrome. The gap between knowledge retrieval and triage safety is not a nuance; it is the entire clinical question.</w:t>
+        <w:t xml:space="preserve">The clinical AI safety literature has not kept pace with this reality. The dominant evaluation paradigm tests whether language models can answer medical knowledge questions correctly — board-style multiple-choice items from USMLE, MedQA, MedMCQA, and similar benchmarks. These assessments measure the wrong construct. A model that achieves 96% accuracy on USMLE Step 1 questions, as OpenAI’s o1 has done, demonstrates recall of medical facts under examination conditions. It does not demonstrate the capacity to recognize that a 74-year-old diabetic man describing fatigue, nausea, and exertional dyspnea — without chest pain — requires immediate emergency evaluation for an atypical acute coronary syndrome. The gap between knowledge retrieval and triage safety is not a nuance; it is the entire clinical question. That gap has now been measured directly: in the NOHARM benchmark, models’ clinical-safety performance correlated only moderately (r = 0.61–0.64) with their scores on existing AI and medical knowledge benchmarks — a model can excel on accuracy evaluations and still produce severely harmful recommendations at nontrivial rates (Wu et al., preprint).</w:t>
       </w:r>
     </w:p>
     <w:p>
@@ -1444,7 +1444,7 @@
         <w:pStyle w:val="Compact"/>
       </w:pPr>
       <w:r>
-        <w:t xml:space="preserve">Wu D, Nateghi Haredasht F, Kumar Maharaj S, et al. First, do NOHARM: a medical safety benchmark and randomized study of physician and AI teaming on clinical consultations.</w:t>
+        <w:t xml:space="preserve">Wu D, Nateghi Haredasht F, Kumar Maharaj S, et al. First, do NOHARM.</w:t>
       </w:r>
       <w:r>
         <w:t xml:space="preserve"> </w:t>
@@ -1460,17 +1460,56 @@
         <w:t xml:space="preserve"> </w:t>
       </w:r>
       <w:r>
-        <w:t xml:space="preserve">preprint. doi:10.48550/arxiv.2512.01241.</w:t>
-      </w:r>
-      <w:r>
-        <w:t xml:space="preserve"> </w:t>
-      </w:r>
-      <w:r>
-        <w:rPr>
-          <w:iCs/>
-          <w:i/>
-        </w:rPr>
-        <w:t xml:space="preserve">Not peer-reviewed.</w:t>
+        <w:t xml:space="preserve">preprint 2512.01241. doi:10.48550/arxiv.2512.01241.</w:t>
+      </w:r>
+      <w:r>
+        <w:t xml:space="preserve"> </w:t>
+      </w:r>
+      <w:r>
+        <w:rPr>
+          <w:iCs/>
+          <w:i/>
+        </w:rPr>
+        <w:t xml:space="preserve">Not peer-reviewed; two versions under one identifier.</w:t>
+      </w:r>
+      <w:r>
+        <w:t xml:space="preserve"> </w:t>
+      </w:r>
+      <w:r>
+        <w:t xml:space="preserve">v1,</w:t>
+      </w:r>
+      <w:r>
+        <w:t xml:space="preserve"> </w:t>
+      </w:r>
+      <w:r>
+        <w:t xml:space="preserve">“</w:t>
+      </w:r>
+      <w:r>
+        <w:t xml:space="preserve">towards clinically safe large language models</w:t>
+      </w:r>
+      <w:r>
+        <w:t xml:space="preserve">”</w:t>
+      </w:r>
+      <w:r>
+        <w:t xml:space="preserve"> </w:t>
+      </w:r>
+      <w:r>
+        <w:t xml:space="preserve">(posted Dec 17, 2025; PubMed-indexed preprint record, PMID 41532042, PMC12794822): 31 LLMs; severe-harm potential ≤22.2%; harm of omission 76.6% of errors; safety-vs-knowledge-benchmark correlation r = 0.61–0.64; best models +9.7% vs generalist physicians on safety. Expanded 2026 version,</w:t>
+      </w:r>
+      <w:r>
+        <w:t xml:space="preserve"> </w:t>
+      </w:r>
+      <w:r>
+        <w:t xml:space="preserve">“</w:t>
+      </w:r>
+      <w:r>
+        <w:t xml:space="preserve">a medical safety benchmark and randomized study of physician and AI teaming on clinical consultations</w:t>
+      </w:r>
+      <w:r>
+        <w:t xml:space="preserve">”</w:t>
+      </w:r>
+      <w:r>
+        <w:t xml:space="preserve">: adds the 101-physician randomized teaming study and clinical RAG-tool comparisons. Unless otherwise noted, figures cited in this document are from the expanded version; the r = 0.61–0.64 correlation is a v1 figure.</w:t>
       </w:r>
     </w:p>
     <w:p>

--- a/docs/Protocol_Scientific_Introduction_v3.docx
+++ b/docs/Protocol_Scientific_Introduction_v3.docx
@@ -547,7 +547,7 @@
         <w:pStyle w:val="BodyText"/>
       </w:pPr>
       <w:r>
-        <w:t xml:space="preserve">Within weeks, the finding itself became contested. A partial replication (Fraile Navarro, Magrabi and Coiera; preprint) re-ran seventeen of the scenarios on five frontier models under two conditions — the original forced-choice format and naturalistic free-text patient messages — and found the forced format to be a strong failure mechanism in its own right: on matched scenarios, models that scored as low as 0–24% under forced choice recommended emergency care in their own words 100% of the time, and naturalistic interaction improved accuracy by 6.4 percentage points overall. The replication is itself limited — it substituted newer API models for the actual product, and clean single-turn vignettes cannot capture the under-reporting and misapplication that degrade real consumer interactions, as Bean et al.’s randomized evaluation demonstrates. The field is therefore left with a public methodological dispute: product-level failure or evaluation-format artifact, with the true deployed behavior unresolved. The present protocol is designed to adjudicate exactly this question. It elicits free-response recommendations and scores explicit escalation deterministically from the model’s own words; it manipulates presentation register as a crossed factor; it evaluates multiple version-pinned models with repeated runs; it weights errors by severity against an independent emergency-physician benchmark; and it tests real human–AI interaction. Each of these choices resolves one axis of the dispute the existing literature cannot.</w:t>
+        <w:t xml:space="preserve">Within weeks, the finding itself became contested. A partial replication (Fraile Navarro, Magrabi and Coiera; preprint) re-ran seventeen of the scenarios on five frontier models under two conditions — the original forced-choice format and naturalistic free-text patient messages — and found the forced format to be a strong failure mechanism in its own right: on matched scenarios, models that scored as low as 0–24% under forced choice recommended emergency care in their own words 100% of the time, and naturalistic interaction improved accuracy by 6.4 percentage points overall. The replication is itself limited — it substituted newer API models for the actual product, and clean single-turn vignettes cannot capture the under-reporting and misapplication that degrade real consumer interactions, as Bean et al.’s randomized evaluation demonstrates. Two further preprints sharpen the dispute. When the identical benchmark was applied to OpenEvidence, a physician-facing product, emergency undertriage fell four-fold to 12.5% with no anchoring effect — under the same forced-choice format, so elicitation alone does not determine the failure profile; product and configuration matter (Jia et al., preprint). And when ChatGPT Health itself was granted multi-turn conversation, disposition alignment did not materially improve, with roughly 70% of discordant recommendations still under-triaged (Tyagi et al., preprint — from the original Mount Sinai group). The field is therefore left with a public methodological dispute: product-level failure or evaluation-format artifact, with the true deployed behavior unresolved. The present protocol is designed to adjudicate exactly this question. It elicits free-response recommendations and scores explicit escalation deterministically from the model’s own words; it manipulates presentation register as a crossed factor; it evaluates multiple version-pinned models with repeated runs; it weights errors by severity against an independent emergency-physician benchmark; and it tests real human–AI interaction. Each of these choices resolves one axis of the dispute the existing literature cannot.</w:t>
       </w:r>
     </w:p>
     <w:p>
@@ -1806,17 +1806,93 @@
         <w:t xml:space="preserve">Winters v. OpenAI</w:t>
       </w:r>
       <w:r>
-        <w:t xml:space="preserve">, San Francisco Superior Court (complaint filed July 22, 2026).</w:t>
-      </w:r>
-      <w:r>
-        <w:t xml:space="preserve"> </w:t>
-      </w:r>
-      <w:r>
-        <w:rPr>
-          <w:iCs/>
-          <w:i/>
-        </w:rPr>
-        <w:t xml:space="preserve">Allegations; docketed citation to be inserted upon retrieval.</w:t>
+        <w:t xml:space="preserve">, San Francisco County Superior Court (complaint filed July 2026; plaintiff Scott Winters; defendants include OpenAI entities and Samuel Altman).</w:t>
+      </w:r>
+      <w:r>
+        <w:t xml:space="preserve"> </w:t>
+      </w:r>
+      <w:r>
+        <w:rPr>
+          <w:iCs/>
+          <w:i/>
+        </w:rPr>
+        <w:t xml:space="preserve">Allegations; docket number to be inserted upon retrieval of the filed complaint.</w:t>
+      </w:r>
+    </w:p>
+    <w:p>
+      <w:pPr>
+        <w:numPr>
+          <w:ilvl w:val="0"/>
+          <w:numId w:val="1001"/>
+        </w:numPr>
+        <w:pStyle w:val="Compact"/>
+      </w:pPr>
+      <w:r>
+        <w:t xml:space="preserve">Jia E, Omar M, Barash Y, et al. OpenEvidence errs on the safe side in a structured test of triage recommendations.</w:t>
+      </w:r>
+      <w:r>
+        <w:t xml:space="preserve"> </w:t>
+      </w:r>
+      <w:r>
+        <w:rPr>
+          <w:iCs/>
+          <w:i/>
+        </w:rPr>
+        <w:t xml:space="preserve">openRxiv</w:t>
+      </w:r>
+      <w:r>
+        <w:t xml:space="preserve"> </w:t>
+      </w:r>
+      <w:r>
+        <w:t xml:space="preserve">preprint. doi:10.64898/2026.04.23.26351526.</w:t>
+      </w:r>
+      <w:r>
+        <w:t xml:space="preserve"> </w:t>
+      </w:r>
+      <w:r>
+        <w:rPr>
+          <w:iCs/>
+          <w:i/>
+        </w:rPr>
+        <w:t xml:space="preserve">Not peer-reviewed.</w:t>
+      </w:r>
+    </w:p>
+    <w:p>
+      <w:pPr>
+        <w:numPr>
+          <w:ilvl w:val="0"/>
+          <w:numId w:val="1001"/>
+        </w:numPr>
+        <w:pStyle w:val="Compact"/>
+      </w:pPr>
+      <w:r>
+        <w:t xml:space="preserve">Tyagi A, Taylor B, Jayaraman P, et al. Conversational multi-turn interaction does not ensure triage-disposition alignment in ChatGPT Health in real and synthetic patient encounters.</w:t>
+      </w:r>
+      <w:r>
+        <w:t xml:space="preserve"> </w:t>
+      </w:r>
+      <w:r>
+        <w:rPr>
+          <w:iCs/>
+          <w:i/>
+        </w:rPr>
+        <w:t xml:space="preserve">openRxiv</w:t>
+      </w:r>
+      <w:r>
+        <w:t xml:space="preserve"> </w:t>
+      </w:r>
+      <w:r>
+        <w:t xml:space="preserve">preprint. doi:10.64898/2026.07.21.26358588.</w:t>
+      </w:r>
+      <w:r>
+        <w:t xml:space="preserve"> </w:t>
+      </w:r>
+      <w:r>
+        <w:rPr>
+          <w:iCs/>
+          <w:i/>
+        </w:rPr>
+        <w:t xml:space="preserve">Not peer-reviewed.</w:t>
       </w:r>
     </w:p>
     <w:bookmarkEnd w:id="31"/>

--- a/docs/Protocol_Scientific_Introduction_v3.docx
+++ b/docs/Protocol_Scientific_Introduction_v3.docx
@@ -993,7 +993,23 @@
         <w:t xml:space="preserve"> </w:t>
       </w:r>
       <w:r>
-        <w:t xml:space="preserve">Lay participants interact with an LLM before making their own triage decisions, simulating real-world deployment conditions. This arm captures interaction failure modes that neither model-alone nor physician-alone testing can reveal: information omission (the user fails to communicate key clinical information), model misinterpretation (the model produces unsafe reasoning despite adequate input), suggestion adoption failure (the user does not follow correct model recommendations), and interaction variability (small changes in phrasing produce meaningfully different model outputs). The NOHARM randomized study has now demonstrated suggestion adoption failure in physicians — attending clinicians frequently omitted appropriate actions their own AI assistant had surfaced; this arm asks whether lay users do the same under the conditions that matter most. These metrics address a dimension of AI safety that is entirely absent from benchmark-based evaluation: the gap between what a model can do in isolation and what actually happens when a frightened patient communicates with it at two in the morning.</w:t>
+        <w:t xml:space="preserve">Lay participants interact with an LLM before making their own triage decisions, simulating real-world deployment conditions. This arm captures interaction failure modes that neither model-alone nor physician-alone testing can reveal: information omission (the user fails to communicate key clinical information), model misinterpretation (the model produces unsafe reasoning despite adequate input), suggestion adoption failure (the user does not follow correct model recommendations), and interaction variability (small changes in phrasing produce meaningfully different model outputs). The NOHARM randomized study has now demonstrated suggestion adoption failure in physicians — attending clinicians frequently omitted appropriate actions their own AI assistant had surfaced; this arm asks whether lay users do the same under the conditions that matter most. The consultation order is a deliberate design choice and is stated as such: participants consult the model</w:t>
+      </w:r>
+      <w:r>
+        <w:t xml:space="preserve"> </w:t>
+      </w:r>
+      <w:r>
+        <w:rPr>
+          <w:iCs/>
+          <w:i/>
+        </w:rPr>
+        <w:t xml:space="preserve">before</w:t>
+      </w:r>
+      <w:r>
+        <w:t xml:space="preserve"> </w:t>
+      </w:r>
+      <w:r>
+        <w:t xml:space="preserve">forming their own disposition, because that is the order in which real patients use these systems. Order is not neutral — in human–AI drafting studies, whichever party responds second tends to defer to the first, so anchoring runs in both directions depending on sequence. Two consequences are pre-specified. First, agreement between a participant and a correct model recommendation is not by itself evidence of independent judgment, and the interaction metrics are interpreted accordingly. Second, an exploratory counterbalanced condition — in which a subset of participants records an initial disposition before consulting — is included to estimate the magnitude of the order effect directly rather than leaving it as an uncontrolled feature of the design. These metrics address a dimension of AI safety that is entirely absent from benchmark-based evaluation: the gap between what a model can do in isolation and what actually happens when a frightened patient communicates with it at two in the morning.</w:t>
       </w:r>
     </w:p>
     <w:bookmarkEnd w:id="26"/>

--- a/docs/Protocol_Scientific_Introduction_v3.docx
+++ b/docs/Protocol_Scientific_Introduction_v3.docx
@@ -2,7 +2,7 @@
 <file path=word/document.xml><?xml version="1.0" encoding="utf-8"?>
 <w:document xmlns:w="http://schemas.openxmlformats.org/wordprocessingml/2006/main" xmlns:m="http://schemas.openxmlformats.org/officeDocument/2006/math" xmlns:r="http://schemas.openxmlformats.org/officeDocument/2006/relationships" xmlns:o="urn:schemas-microsoft-com:office:office" xmlns:v="urn:schemas-microsoft-com:vml" xmlns:w10="urn:schemas-microsoft-com:office:word" xmlns:a="http://schemas.openxmlformats.org/drawingml/2006/main" xmlns:pic="http://schemas.openxmlformats.org/drawingml/2006/picture" xmlns:wp="http://schemas.openxmlformats.org/drawingml/2006/wordprocessingDrawing">
   <w:body>
-    <w:bookmarkStart w:id="32" w:name="Xfd04658043dc419d20bea32d189ff2d4c7a4196"/>
+    <w:bookmarkStart w:id="33" w:name="Xfd04658043dc419d20bea32d189ff2d4c7a4196"/>
     <w:p>
       <w:pPr>
         <w:pStyle w:val="Heading1"/>
@@ -63,7 +63,7 @@
           <w:iCs/>
           <w:i/>
         </w:rPr>
-        <w:t xml:space="preserve">Version 3 — August 2026. This revision incorporates the 2026 evidence base (Ramaswamy et al., Nature Medicine; the evaluation-format dispute; the NOHARM benchmark and randomized study) and the methods hardening of Amendment 1 and Addendum A. Preprint citations are identified as such throughout.</w:t>
+        <w:t xml:space="preserve">Version 3 — August 2026, revised 21 August 2026. This revision incorporates the 2026 evidence base (Ramaswamy et al., Nature Medicine; the evaluation-format dispute; the NOHARM benchmark and randomized study) and the methods hardening of Amendment 1 and Addendum A. The 21 August revision adds the deployment safety classification of Sheng et al. (NEJM AI, 2026) — a proposed framework — together with the study limitations it makes explicit, and places the work within the current regulatory architecture. Preprint citations are identified as such throughout.</w:t>
       </w:r>
     </w:p>
     <w:p>
@@ -112,6 +112,84 @@
         <w:pStyle w:val="BodyText"/>
       </w:pPr>
       <w:r>
+        <w:t xml:space="preserve">A framework published this month in</w:t>
+      </w:r>
+      <w:r>
+        <w:t xml:space="preserve"> </w:t>
+      </w:r>
+      <w:r>
+        <w:rPr>
+          <w:iCs/>
+          <w:i/>
+        </w:rPr>
+        <w:t xml:space="preserve">NEJM AI</w:t>
+      </w:r>
+      <w:r>
+        <w:t xml:space="preserve"> </w:t>
+      </w:r>
+      <w:r>
+        <w:t xml:space="preserve">makes the mismatch explicit. Sheng et al. propose four deployment-specific safety levels for medical AI and place</w:t>
+      </w:r>
+      <w:r>
+        <w:t xml:space="preserve"> </w:t>
+      </w:r>
+      <w:r>
+        <w:t xml:space="preserve">“</w:t>
+      </w:r>
+      <w:r>
+        <w:t xml:space="preserve">autonomous emergency department triage/discharge</w:t>
+      </w:r>
+      <w:r>
+        <w:t xml:space="preserve">”</w:t>
+      </w:r>
+      <w:r>
+        <w:t xml:space="preserve"> </w:t>
+      </w:r>
+      <w:r>
+        <w:t xml:space="preserve">and</w:t>
+      </w:r>
+      <w:r>
+        <w:t xml:space="preserve"> </w:t>
+      </w:r>
+      <w:r>
+        <w:t xml:space="preserve">“</w:t>
+      </w:r>
+      <w:r>
+        <w:t xml:space="preserve">autonomous denial or delay of specialist referral</w:t>
+      </w:r>
+      <w:r>
+        <w:t xml:space="preserve">”</w:t>
+      </w:r>
+      <w:r>
+        <w:t xml:space="preserve"> </w:t>
+      </w:r>
+      <w:r>
+        <w:t xml:space="preserve">at S4 — the red line, where the required clinician action is</w:t>
+      </w:r>
+      <w:r>
+        <w:t xml:space="preserve"> </w:t>
+      </w:r>
+      <w:r>
+        <w:t xml:space="preserve">“</w:t>
+      </w:r>
+      <w:r>
+        <w:t xml:space="preserve">do not permit autonomous action</w:t>
+      </w:r>
+      <w:r>
+        <w:t xml:space="preserve">”</w:t>
+      </w:r>
+      <w:r>
+        <w:t xml:space="preserve"> </w:t>
+      </w:r>
+      <w:r>
+        <w:t xml:space="preserve">and the deployment is to be treated as boxed warning–level risk. Clinician-reviewed triage and care-navigation support sits two tiers lower, at S2, precisely because a clinician stands between the model’s output and the patient. Consumer patient-facing triage AI has no clinician in that loop. On the framework’s own terms, the configuration now running at population scale is an S4 configuration operating without S4 safeguards — and it has never been classified at anything, because no one has classified it at all. The framework is a proposal and carries no data of its own; what it supplies is the vocabulary for why the measurement is owed. This protocol is the instrument for making that classification empirically, before rather than after the harm.</w:t>
+      </w:r>
+    </w:p>
+    <w:p>
+      <w:pPr>
+        <w:pStyle w:val="BodyText"/>
+      </w:pPr>
+      <w:r>
         <w:t xml:space="preserve">The clinical AI safety literature has not kept pace with this reality. The dominant evaluation paradigm tests whether language models can answer medical knowledge questions correctly — board-style multiple-choice items from USMLE, MedQA, MedMCQA, and similar benchmarks. These assessments measure the wrong construct. A model that achieves 96% accuracy on USMLE Step 1 questions, as OpenAI’s o1 has done, demonstrates recall of medical facts under examination conditions. It does not demonstrate the capacity to recognize that a 74-year-old diabetic man describing fatigue, nausea, and exertional dyspnea — without chest pain — requires immediate emergency evaluation for an atypical acute coronary syndrome. The gap between knowledge retrieval and triage safety is not a nuance; it is the entire clinical question. That gap has now been measured directly: in the NOHARM benchmark, models’ clinical-safety performance correlated only moderately (r = 0.61–0.64) with their scores on existing AI and medical knowledge benchmarks — a model can excel on accuracy evaluations and still produce severely harmful recommendations at nontrivial rates (Wu et al., preprint).</w:t>
       </w:r>
     </w:p>
@@ -939,7 +1017,38 @@
         <w:pStyle w:val="FirstParagraph"/>
       </w:pPr>
       <w:r>
-        <w:t xml:space="preserve">The study employs three evaluation arms that generate directly comparable data.</w:t>
+        <w:t xml:space="preserve">The study employs three evaluation arms that generate directly comparable data. The architecture follows from a principle now stated explicitly in the medical AI safety literature: a system’s safety class is</w:t>
+      </w:r>
+      <w:r>
+        <w:t xml:space="preserve"> </w:t>
+      </w:r>
+      <w:r>
+        <w:t xml:space="preserve">“</w:t>
+      </w:r>
+      <w:r>
+        <w:t xml:space="preserve">not a property of the AI model alone… It depends on how the model is deployed, including the clinical use, clinical workflow, patient population, availability of follow-up, and the clinician’s ability to override the recommendation</w:t>
+      </w:r>
+      <w:r>
+        <w:t xml:space="preserve">”</w:t>
+      </w:r>
+      <w:r>
+        <w:t xml:space="preserve"> </w:t>
+      </w:r>
+      <w:r>
+        <w:t xml:space="preserve">(Sheng et al.,</w:t>
+      </w:r>
+      <w:r>
+        <w:t xml:space="preserve"> </w:t>
+      </w:r>
+      <w:r>
+        <w:rPr>
+          <w:iCs/>
+          <w:i/>
+        </w:rPr>
+        <w:t xml:space="preserve">NEJM AI</w:t>
+      </w:r>
+      <w:r>
+        <w:t xml:space="preserve">, 2026 — a proposed framework). A model-alone benchmark number is therefore an incomplete safety claim by construction — not because the measurement is imprecise, but because safety is a property of the deployed configuration rather than of the weights. Arms A and C measure two configurations of the same models under the same scenarios, and the distance between them is itself a primary finding rather than a robustness check.</w:t>
       </w:r>
     </w:p>
     <w:p>
@@ -1194,13 +1303,13 @@
       </w:r>
     </w:p>
     <w:bookmarkEnd w:id="28"/>
-    <w:bookmarkStart w:id="29" w:name="expected-findings-and-their-consequences"/>
+    <w:bookmarkStart w:id="29" w:name="what-this-study-does-not-establish"/>
     <w:p>
       <w:pPr>
         <w:pStyle w:val="Heading2"/>
       </w:pPr>
       <w:r>
-        <w:t xml:space="preserve">Expected Findings and Their Consequences</w:t>
+        <w:t xml:space="preserve">What This Study Does Not Establish</w:t>
       </w:r>
     </w:p>
     <w:p>
@@ -1208,7 +1317,7 @@
         <w:pStyle w:val="FirstParagraph"/>
       </w:pPr>
       <w:r>
-        <w:t xml:space="preserve">Several patterns of results are anticipated, each carrying distinct implications.</w:t>
+        <w:t xml:space="preserve">Three boundaries are stated here rather than left for reviewers to find.</w:t>
       </w:r>
     </w:p>
     <w:p>
@@ -1220,13 +1329,62 @@
           <w:bCs/>
           <w:b/>
         </w:rPr>
-        <w:t xml:space="preserve">Models will likely perform well in the expert register and substantially worse in the lay register.</w:t>
-      </w:r>
-      <w:r>
-        <w:t xml:space="preserve"> </w:t>
-      </w:r>
-      <w:r>
-        <w:t xml:space="preserve">Structured clinical presentations with standardized vital sign reporting, medical terminology, and organized history elements align closely with the clinical text on which frontier models were trained. Lay-language presentations — with their ambiguity, incompleteness, emotional coloring, and absence of clinical framing — present a fundamentally harder input processing challenge. If this performance gap is confirmed, it directly undermines the safety of current consumer-facing deployment, since patients do not present symptoms in clinical language. The magnitude of this gap — whether it is 5 percentage points or 25 — will determine the urgency of the policy response. Because both registers are scored from free-response answers, any gap found here cannot be attributed to elicitation format — the objection that now shadows the constrained-format literature.</w:t>
+        <w:t xml:space="preserve">This is an encounter-time instrument measuring a hazard with a delayed tail.</w:t>
+      </w:r>
+      <w:r>
+        <w:t xml:space="preserve"> </w:t>
+      </w:r>
+      <w:r>
+        <w:t xml:space="preserve">The deployment safety classification recently proposed for medical AI separates errors a clinician can catch inside the ordinary workflow (S2) from errors that</w:t>
+      </w:r>
+      <w:r>
+        <w:t xml:space="preserve"> </w:t>
+      </w:r>
+      <w:r>
+        <w:t xml:space="preserve">“</w:t>
+      </w:r>
+      <w:r>
+        <w:t xml:space="preserve">may not be visible during the encounter</w:t>
+      </w:r>
+      <w:r>
+        <w:t xml:space="preserve">”</w:t>
+      </w:r>
+      <w:r>
+        <w:t xml:space="preserve"> </w:t>
+      </w:r>
+      <w:r>
+        <w:t xml:space="preserve">and whose harm</w:t>
+      </w:r>
+      <w:r>
+        <w:t xml:space="preserve"> </w:t>
+      </w:r>
+      <w:r>
+        <w:t xml:space="preserve">“</w:t>
+      </w:r>
+      <w:r>
+        <w:t xml:space="preserve">depends on missed follow-up, delayed diagnosis, or long-term management</w:t>
+      </w:r>
+      <w:r>
+        <w:t xml:space="preserve">”</w:t>
+      </w:r>
+      <w:r>
+        <w:t xml:space="preserve"> </w:t>
+      </w:r>
+      <w:r>
+        <w:t xml:space="preserve">(S3) — listing among its S3 examples AI tools that affect referral urgency and diagnostic timing (Sheng et al.,</w:t>
+      </w:r>
+      <w:r>
+        <w:t xml:space="preserve"> </w:t>
+      </w:r>
+      <w:r>
+        <w:rPr>
+          <w:iCs/>
+          <w:i/>
+        </w:rPr>
+        <w:t xml:space="preserve">NEJM AI</w:t>
+      </w:r>
+      <w:r>
+        <w:t xml:space="preserve">, 2026). Triage advice is such a tool. The Critical Miss Rate is scored at the encounter: deterministically, from the model’s own words, at the moment of response. It is therefore an S2-grade instrument applied to a hazard with an S3 tail. A model posting a low critical miss rate here has not been shown to leave patients unharmed months later; it has been shown that its encounter-time output was not refuted against a physician-defined gold standard. The framework’s own epistemic formulation is the one to adopt: absence of observed harm means only that safety has not been refuted. Establishing S3-level safety would require linking AI-influenced dispositions to downstream outcomes — the multiwindow surveillance design (30-, 90-, and 365-day checkpoints, with registry or claims linkage beyond twelve months) that the same authors propose. That is a successor study. This protocol is deliberately the predeployment layer beneath it, and claims nothing above that layer.</w:t>
       </w:r>
     </w:p>
     <w:p>
@@ -1238,13 +1396,13 @@
           <w:bCs/>
           <w:b/>
         </w:rPr>
-        <w:t xml:space="preserve">Undertriage errors will cluster at specific clinical boundaries.</w:t>
-      </w:r>
-      <w:r>
-        <w:t xml:space="preserve"> </w:t>
-      </w:r>
-      <w:r>
-        <w:t xml:space="preserve">Based on the published triage literature, the most error-prone boundary is ESI Level 2 versus Level 3 — the distinction between high-risk patients requiring immediate bedside evaluation and stable patients who can wait for care. Kaiser Permanente data suggests approximately 25% of all triage assignments at Level 2 represent overtriage, and the Level 2/3 boundary accounts for the largest share of inter-rater disagreement among human clinicians. Models may show a similar pattern, or they may show a different error distribution — either finding is informative. If models undertriage at the Level 1 boundary (failing to recognize immediate life threats), the safety implications are more severe than if they overtriage at the Level 3/4 boundary (overestimating resource needs for stable patients).</w:t>
+        <w:t xml:space="preserve">Vignettes are not patients.</w:t>
+      </w:r>
+      <w:r>
+        <w:t xml:space="preserve"> </w:t>
+      </w:r>
+      <w:r>
+        <w:t xml:space="preserve">Composite scenarios authored by emergency physicians hold clinical content constant across models, registers, and runs, which is precisely what makes model-to-model and register-to-register comparison valid. They do not reproduce the information loss, emotional pressure, interruption, and partial disclosure of a frightened person describing symptoms in real time. Arm C narrows this gap by placing lay participants in the interaction loop; it does not close it, and no vignette-based design can.</w:t>
       </w:r>
     </w:p>
     <w:p>
@@ -1256,31 +1414,31 @@
           <w:bCs/>
           <w:b/>
         </w:rPr>
-        <w:t xml:space="preserve">Anchoring failures will be disproportionately dangerous.</w:t>
-      </w:r>
-      <w:r>
-        <w:t xml:space="preserve"> </w:t>
-      </w:r>
-      <w:r>
-        <w:t xml:space="preserve">Several scenarios in the benchmark are specifically designed to include benign-sounding anchors — a migraine history in a patient with thunderclap headache, a recent normal endoscopy in a patient with aortic dissection, an anxiety diagnosis in a patient with massive pulmonary embolism. If models latch onto these anchors and attribute dangerous presentations to benign causes, this represents the most clinically consequential failure mode: confident false reassurance. This prediction now has direct empirical support: in the deployed product, third-party minimization of symptoms shifted triage toward less urgent care with an odds ratio of 11.7 — and only in boundary cases, precisely where this benchmark’s scenarios are deliberately targeted. The note-embedded cue locus — benign framing arriving in the clinical record rather than the conversation — remains unexamined in any published study and is tested here. A patient told</w:t>
-      </w:r>
-      <w:r>
-        <w:t xml:space="preserve"> </w:t>
-      </w:r>
-      <w:r>
-        <w:t xml:space="preserve">“</w:t>
-      </w:r>
-      <w:r>
-        <w:t xml:space="preserve">this sounds like your usual migraine — take your rescue medication and rest in a dark room</w:t>
-      </w:r>
-      <w:r>
-        <w:t xml:space="preserve">”</w:t>
-      </w:r>
-      <w:r>
-        <w:t xml:space="preserve"> </w:t>
-      </w:r>
-      <w:r>
-        <w:t xml:space="preserve">when they are actually bleeding into their subarachnoid space will not seek further care. The anchoring failure rate may prove to be the single most actionable metric in the study.</w:t>
+        <w:t xml:space="preserve">A benchmark result is a measurement, not a clearance.</w:t>
+      </w:r>
+      <w:r>
+        <w:t xml:space="preserve"> </w:t>
+      </w:r>
+      <w:r>
+        <w:t xml:space="preserve">Nothing in this design licenses a deployment decision on its own. The study produces a comparative safety measurement under specified conditions against pinned model versions, and that measurement begins decaying the moment a vendor ships a new generation — which is why the deliverable is a reusable instrument rather than a verdict on any particular system.</w:t>
+      </w:r>
+    </w:p>
+    <w:bookmarkEnd w:id="29"/>
+    <w:bookmarkStart w:id="30" w:name="expected-findings-and-their-consequences"/>
+    <w:p>
+      <w:pPr>
+        <w:pStyle w:val="Heading2"/>
+      </w:pPr>
+      <w:r>
+        <w:t xml:space="preserve">Expected Findings and Their Consequences</w:t>
+      </w:r>
+    </w:p>
+    <w:p>
+      <w:pPr>
+        <w:pStyle w:val="FirstParagraph"/>
+      </w:pPr>
+      <w:r>
+        <w:t xml:space="preserve">Several patterns of results are anticipated, each carrying distinct implications.</w:t>
       </w:r>
     </w:p>
     <w:p>
@@ -1292,6 +1450,78 @@
           <w:bCs/>
           <w:b/>
         </w:rPr>
+        <w:t xml:space="preserve">Models will likely perform well in the expert register and substantially worse in the lay register.</w:t>
+      </w:r>
+      <w:r>
+        <w:t xml:space="preserve"> </w:t>
+      </w:r>
+      <w:r>
+        <w:t xml:space="preserve">Structured clinical presentations with standardized vital sign reporting, medical terminology, and organized history elements align closely with the clinical text on which frontier models were trained. Lay-language presentations — with their ambiguity, incompleteness, emotional coloring, and absence of clinical framing — present a fundamentally harder input processing challenge. If this performance gap is confirmed, it directly undermines the safety of current consumer-facing deployment, since patients do not present symptoms in clinical language. The magnitude of this gap — whether it is 5 percentage points or 25 — will determine the urgency of the policy response. Because both registers are scored from free-response answers, any gap found here cannot be attributed to elicitation format — the objection that now shadows the constrained-format literature.</w:t>
+      </w:r>
+    </w:p>
+    <w:p>
+      <w:pPr>
+        <w:pStyle w:val="BodyText"/>
+      </w:pPr>
+      <w:r>
+        <w:rPr>
+          <w:bCs/>
+          <w:b/>
+        </w:rPr>
+        <w:t xml:space="preserve">Undertriage errors will cluster at specific clinical boundaries.</w:t>
+      </w:r>
+      <w:r>
+        <w:t xml:space="preserve"> </w:t>
+      </w:r>
+      <w:r>
+        <w:t xml:space="preserve">Based on the published triage literature, the most error-prone boundary is ESI Level 2 versus Level 3 — the distinction between high-risk patients requiring immediate bedside evaluation and stable patients who can wait for care. Kaiser Permanente data suggests approximately 25% of all triage assignments at Level 2 represent overtriage, and the Level 2/3 boundary accounts for the largest share of inter-rater disagreement among human clinicians. Models may show a similar pattern, or they may show a different error distribution — either finding is informative. If models undertriage at the Level 1 boundary (failing to recognize immediate life threats), the safety implications are more severe than if they overtriage at the Level 3/4 boundary (overestimating resource needs for stable patients).</w:t>
+      </w:r>
+    </w:p>
+    <w:p>
+      <w:pPr>
+        <w:pStyle w:val="BodyText"/>
+      </w:pPr>
+      <w:r>
+        <w:rPr>
+          <w:bCs/>
+          <w:b/>
+        </w:rPr>
+        <w:t xml:space="preserve">Anchoring failures will be disproportionately dangerous.</w:t>
+      </w:r>
+      <w:r>
+        <w:t xml:space="preserve"> </w:t>
+      </w:r>
+      <w:r>
+        <w:t xml:space="preserve">Several scenarios in the benchmark are specifically designed to include benign-sounding anchors — a migraine history in a patient with thunderclap headache, a recent normal endoscopy in a patient with aortic dissection, an anxiety diagnosis in a patient with massive pulmonary embolism. If models latch onto these anchors and attribute dangerous presentations to benign causes, this represents the most clinically consequential failure mode: confident false reassurance. This prediction now has direct empirical support: in the deployed product, third-party minimization of symptoms shifted triage toward less urgent care with an odds ratio of 11.7 — and only in boundary cases, precisely where this benchmark’s scenarios are deliberately targeted. The note-embedded cue locus — benign framing arriving in the clinical record rather than the conversation — remains unexamined in any published study and is tested here. A patient told</w:t>
+      </w:r>
+      <w:r>
+        <w:t xml:space="preserve"> </w:t>
+      </w:r>
+      <w:r>
+        <w:t xml:space="preserve">“</w:t>
+      </w:r>
+      <w:r>
+        <w:t xml:space="preserve">this sounds like your usual migraine — take your rescue medication and rest in a dark room</w:t>
+      </w:r>
+      <w:r>
+        <w:t xml:space="preserve">”</w:t>
+      </w:r>
+      <w:r>
+        <w:t xml:space="preserve"> </w:t>
+      </w:r>
+      <w:r>
+        <w:t xml:space="preserve">when they are actually bleeding into their subarachnoid space will not seek further care. The anchoring failure rate may prove to be the single most actionable metric in the study.</w:t>
+      </w:r>
+    </w:p>
+    <w:p>
+      <w:pPr>
+        <w:pStyle w:val="BodyText"/>
+      </w:pPr>
+      <w:r>
+        <w:rPr>
+          <w:bCs/>
+          <w:b/>
+        </w:rPr>
         <w:t xml:space="preserve">Human–LLM interaction will reveal failure modes invisible to benchmark testing.</w:t>
       </w:r>
       <w:r>
@@ -1301,8 +1531,8 @@
         <w:t xml:space="preserve">The interaction arm is expected to show that real-world triage safety depends not just on model competence but on communication dynamics: whether patients volunteer critical information unprompted, whether models ask the right follow-up questions, whether patients follow correct recommendations, and whether semantically similar inputs produce consistent outputs. If a model correctly identifies a high-risk presentation in 4 of 5 runs but misses it in the fifth due to minor phrasing variation, that stochastic failure has patient safety implications that no single-run benchmark evaluation can capture.</w:t>
       </w:r>
     </w:p>
-    <w:bookmarkEnd w:id="29"/>
-    <w:bookmarkStart w:id="30" w:name="Xf895624dc8ed0b989c662f406c231824758ad8c"/>
+    <w:bookmarkEnd w:id="30"/>
+    <w:bookmarkStart w:id="31" w:name="Xf895624dc8ed0b989c662f406c231824758ad8c"/>
     <w:p>
       <w:pPr>
         <w:pStyle w:val="Heading2"/>
@@ -1325,6 +1555,14 @@
       </w:pPr>
       <w:r>
         <w:t xml:space="preserve">If models demonstrate acceptable critical miss rates across both registers and all severity levels, that finding provides the first evidence-based basis for cautious optimism about consumer health AI in acute settings. If they demonstrate unacceptable miss rates — particularly in the lay register, at high severity weights, or in anchoring-vulnerable scenarios — that finding creates an evidence-based mandate for clinical warning, patient counseling, regulatory attention, and engineering improvement. Either finding is valuable, and either finding will stand on methods that both sides of the current measurement dispute have implicitly endorsed: free-response elicitation under conditions that reflect actual use, scored against a physician gold standard with the severity of harm made explicit.</w:t>
+      </w:r>
+    </w:p>
+    <w:p>
+      <w:pPr>
+        <w:pStyle w:val="BodyText"/>
+      </w:pPr>
+      <w:r>
+        <w:t xml:space="preserve">These findings will land inside an active regulatory architecture rather than a vacuum. The European Union’s Artificial Intelligence Act imposes post-market monitoring obligations under Article 72; the U.S. Food and Drug Administration’s final guidance on predetermined change control plans (August 2025) governs how AI-enabled device software may be updated after authorization; the International Medical Device Regulators Forum has issued software-specific risk characterization (N81) and good machine learning practice (N88) guidance; and the National Institute of Standards and Technology’s AI Risk Management Framework and World Health Organization guidance on large multi-modal models supply complementary governance vocabulary. What none of these instruments supplies is the measurement. Consumer triage AI largely escapes device regulation by positioning itself as wellness information rather than as software as a medical device, and the frameworks that would otherwise govern it are calibrated to evidence that does not yet exist for this use case. A physician-benchmarked critical miss rate — severity-weighted, contamination-audited, and measured in the register patients actually use — is the evidentiary object those frameworks require and currently lack.</w:t>
       </w:r>
     </w:p>
     <w:p>
@@ -1366,8 +1604,8 @@
         </w:pict>
       </w:r>
     </w:p>
-    <w:bookmarkEnd w:id="30"/>
-    <w:bookmarkStart w:id="31" w:name="key-references"/>
+    <w:bookmarkEnd w:id="31"/>
+    <w:bookmarkStart w:id="32" w:name="key-references"/>
     <w:p>
       <w:pPr>
         <w:pStyle w:val="Heading2"/>
@@ -1385,7 +1623,7 @@
           <w:iCs/>
           <w:i/>
         </w:rPr>
-        <w:t xml:space="preserve">Verified against PubMed/Scite as of August 5, 2026. Preprints are identified as such; per protocol citation policy, preprint findings are presented with that caveat and re-verified upon journal publication.</w:t>
+        <w:t xml:space="preserve">Verified against PubMed/Scite as of August 5, 2026; reference 18 added and verified against the publisher record August 21, 2026. Preprints are identified as such; per protocol citation policy, preprint findings are presented with that caveat and re-verified upon journal publication.</w:t>
       </w:r>
     </w:p>
     <w:p>
@@ -1911,8 +2149,43 @@
         <w:t xml:space="preserve">Not peer-reviewed.</w:t>
       </w:r>
     </w:p>
-    <w:bookmarkEnd w:id="31"/>
+    <w:p>
+      <w:pPr>
+        <w:numPr>
+          <w:ilvl w:val="0"/>
+          <w:numId w:val="1001"/>
+        </w:numPr>
+        <w:pStyle w:val="Compact"/>
+      </w:pPr>
+      <w:r>
+        <w:t xml:space="preserve">Sheng B, Song J, Shah NH, Wu J, Car J, Wong TY. A classification of safety risks in medical AI.</w:t>
+      </w:r>
+      <w:r>
+        <w:t xml:space="preserve"> </w:t>
+      </w:r>
+      <w:r>
+        <w:rPr>
+          <w:iCs/>
+          <w:i/>
+        </w:rPr>
+        <w:t xml:space="preserve">NEJM AI</w:t>
+      </w:r>
+      <w:r>
+        <w:t xml:space="preserve">. Published online August 17, 2026. doi:10.1056/AIp2600358.</w:t>
+      </w:r>
+      <w:r>
+        <w:t xml:space="preserve"> </w:t>
+      </w:r>
+      <w:r>
+        <w:rPr>
+          <w:iCs/>
+          <w:i/>
+        </w:rPr>
+        <w:t xml:space="preserve">Perspective — a proposed framework with no primary data; not PubMed-indexed as of August 21, 2026.</w:t>
+      </w:r>
+    </w:p>
     <w:bookmarkEnd w:id="32"/>
+    <w:bookmarkEnd w:id="33"/>
     <w:sectPr/>
   </w:body>
 </w:document>

--- a/docs/Protocol_Scientific_Introduction_v3.docx
+++ b/docs/Protocol_Scientific_Introduction_v3.docx
@@ -981,7 +981,20 @@
         <w:t xml:space="preserve">”</w:t>
       </w:r>
       <w:r>
-        <w:t xml:space="preserve">), or user-asserted cue (e.g., a family member minimizing symptoms) — across anchoring, social-pressure, base-rate, availability, and affect cue classes, with one over-ordering cue as a directional control (Amendment 2). Ramaswamy et al.’s family-minimization result (OR 11.7, significant in edge cases only) establishes the conversational locus empirically; the note-embedded locus remains unexamined in any published study. Cue effects are analyzed as within-scenario matched pairs, which are robust to overall evaluation-format effects in a way absolute rates are not.</w:t>
+        <w:t xml:space="preserve">), or user-asserted cue (e.g., a family member minimizing symptoms) — across anchoring, social-pressure, base-rate, availability, and affect cue classes, with one over-ordering cue as a directional control (Amendment 2). Ramaswamy et al.’s family-minimization result (OR 11.7, significant in edge cases only) establishes the conversational locus empirically. The record-embedded locus now has its first demonstrations outside this setting: in rheumatology e-consult triage, a dismissive clinician anchor in the referral note significantly reduced acuity concordance, chiefly by downgrading urgency (Omar et al.,</w:t>
+      </w:r>
+      <w:r>
+        <w:t xml:space="preserve"> </w:t>
+      </w:r>
+      <w:r>
+        <w:rPr>
+          <w:iCs/>
+          <w:i/>
+        </w:rPr>
+        <w:t xml:space="preserve">Rheumatology</w:t>
+      </w:r>
+      <w:r>
+        <w:t xml:space="preserve">, 2026), and in an emergency vignette preprint a misleading GP-referral statement drove GPT-5.1 to undertriage eight of eight highest-priority cases (MTS-Bench, preprint). Neither tests the locus in patient-facing emergency triage — the deployment this study measures — and both strengthen the case for the cue factor rather than diminishing it. Cue effects are analyzed as within-scenario matched pairs, which are robust to overall evaluation-format effects in a way absolute rates are not.</w:t>
       </w:r>
     </w:p>
     <w:p>
@@ -999,7 +1012,7 @@
         <w:t xml:space="preserve"> </w:t>
       </w:r>
       <w:r>
-        <w:t xml:space="preserve">Because no existing published benchmark can be trusted as uncontaminated for frontier models, the entire 50-scenario instrument is authored de novo from clinical experience. The scenarios are composite cases that have never been published, posted, or digitized anywhere. They use compositional complexity — combining known conditions in novel configurations that resist pattern-matching — and the dual-register formulation itself provides additional protection, since even if the underlying clinical entity is recognizable, the specific lay-language presentation will not match any training data verbatim. Embedded contamination detection items — a subset of minimally modified known cases alongside the novel composites — will provide direct evidence of whether contamination effects are present, rather than assuming they are absent as every prior study has done. For eventual release of the instrument, the study will follow the public/private-split stewardship model demonstrated by NOHARM, including a deliberate-overfitting probe that shows contamination of released cases is detectable.</w:t>
+        <w:t xml:space="preserve">Because no existing published benchmark can be trusted as uncontaminated for frontier models, the entire 50-scenario instrument is authored de novo from clinical experience. The scenarios are composite cases that have never been published, posted, or digitized anywhere. They use compositional complexity — combining known conditions in novel configurations that resist pattern-matching — and the dual-register formulation itself provides additional protection, since even if the underlying clinical entity is recognizable, the specific lay-language presentation will not match any training data verbatim. Embedded contamination detection items — a subset of minimally modified known cases alongside the novel composites — will provide direct evidence of whether contamination effects are present, rather than assuming they are absent as every prior study has done. For eventual release of the instrument, the study will follow the public/private-split stewardship model demonstrated by NOHARM, including a deliberate-overfitting probe that shows contamination of released cases is detectable. The urgency of this stewardship is now observable in real time: within six months of publication, the Ramaswamy 60-vignette set had already been reused by at least two further evaluations (a UMLS-augmentation mitigation study and the MTS-Bench adaptation, both preprints) — published scenario sets propagate across the literature, and from there into training corpora, faster than any single study’s shelf life.</w:t>
       </w:r>
     </w:p>
     <w:bookmarkEnd w:id="25"/>
@@ -1456,7 +1469,20 @@
         <w:t xml:space="preserve"> </w:t>
       </w:r>
       <w:r>
-        <w:t xml:space="preserve">Structured clinical presentations with standardized vital sign reporting, medical terminology, and organized history elements align closely with the clinical text on which frontier models were trained. Lay-language presentations — with their ambiguity, incompleteness, emotional coloring, and absence of clinical framing — present a fundamentally harder input processing challenge. If this performance gap is confirmed, it directly undermines the safety of current consumer-facing deployment, since patients do not present symptoms in clinical language. The magnitude of this gap — whether it is 5 percentage points or 25 — will determine the urgency of the policy response. Because both registers are scored from free-response answers, any gap found here cannot be attributed to elicitation format — the objection that now shadows the constrained-format literature.</w:t>
+        <w:t xml:space="preserve">Structured clinical presentations with standardized vital sign reporting, medical terminology, and organized history elements align closely with the clinical text on which frontier models were trained. Lay-language presentations — with their ambiguity, incompleteness, emotional coloring, and absence of clinical framing — present a fundamentally harder input processing challenge. If this performance gap is confirmed, it directly undermines the safety of current consumer-facing deployment, since patients do not present symptoms in clinical language. The magnitude of this gap — whether it is 5 percentage points or 25 — will determine the urgency of the policy response. The prediction is genuinely open rather than foregone: a matched patient-language versus clinician-language obstetric triage study found no significant register effect on specialist-rated confidence, with lay phrasing if anything slightly safer (Ada et al.,</w:t>
+      </w:r>
+      <w:r>
+        <w:t xml:space="preserve"> </w:t>
+      </w:r>
+      <w:r>
+        <w:rPr>
+          <w:iCs/>
+          <w:i/>
+        </w:rPr>
+        <w:t xml:space="preserve">Eur J Obstet Gynecol Reprod Biol</w:t>
+      </w:r>
+      <w:r>
+        <w:t xml:space="preserve">, 2026) — a specialty, specialist-rated design whose contrast with the emergency disposition domain is precisely what this study’s register factor resolves. Because both registers are scored from free-response answers, any gap found here cannot be attributed to elicitation format — the objection that now shadows the constrained-format literature.</w:t>
       </w:r>
     </w:p>
     <w:p>
@@ -1492,7 +1518,20 @@
         <w:t xml:space="preserve"> </w:t>
       </w:r>
       <w:r>
-        <w:t xml:space="preserve">Several scenarios in the benchmark are specifically designed to include benign-sounding anchors — a migraine history in a patient with thunderclap headache, a recent normal endoscopy in a patient with aortic dissection, an anxiety diagnosis in a patient with massive pulmonary embolism. If models latch onto these anchors and attribute dangerous presentations to benign causes, this represents the most clinically consequential failure mode: confident false reassurance. This prediction now has direct empirical support: in the deployed product, third-party minimization of symptoms shifted triage toward less urgent care with an odds ratio of 11.7 — and only in boundary cases, precisely where this benchmark’s scenarios are deliberately targeted. The note-embedded cue locus — benign framing arriving in the clinical record rather than the conversation — remains unexamined in any published study and is tested here. A patient told</w:t>
+        <w:t xml:space="preserve">Several scenarios in the benchmark are specifically designed to include benign-sounding anchors — a migraine history in a patient with thunderclap headache, a recent normal endoscopy in a patient with aortic dissection, an anxiety diagnosis in a patient with massive pulmonary embolism. If models latch onto these anchors and attribute dangerous presentations to benign causes, this represents the most clinically consequential failure mode: confident false reassurance. This prediction now has direct empirical support: in the deployed product, third-party minimization of symptoms shifted triage toward less urgent care with an odds ratio of 11.7 — and only in boundary cases, precisely where this benchmark’s scenarios are deliberately targeted. The note-embedded cue locus — benign framing arriving in the clinical record rather than the conversation — has now been demonstrated to move triage in rheumatology e-consults (Omar et al., 2026) and in an emergency vignette preprint (MTS-Bench); it remains untested in patient-facing emergency triage and is tested here. Anchoring also now has a direct human comparator: in a forced-choice vignette study, LLMs ranked a patient-suggested benign anchor first at 55.6% versus 21.2% of residents and 10.0% of attendings — roughly four-fold higher odds (Sheppert et al.,</w:t>
+      </w:r>
+      <w:r>
+        <w:t xml:space="preserve"> </w:t>
+      </w:r>
+      <w:r>
+        <w:rPr>
+          <w:iCs/>
+          <w:i/>
+        </w:rPr>
+        <w:t xml:space="preserve">Int J Med Inform</w:t>
+      </w:r>
+      <w:r>
+        <w:t xml:space="preserve">, 2026). A patient told</w:t>
       </w:r>
       <w:r>
         <w:t xml:space="preserve"> </w:t>
@@ -1623,7 +1662,7 @@
           <w:iCs/>
           <w:i/>
         </w:rPr>
-        <w:t xml:space="preserve">Verified against PubMed/Scite as of August 5, 2026; reference 18 added and verified against the publisher record August 21, 2026. Preprints are identified as such; per protocol citation policy, preprint findings are presented with that caveat and re-verified upon journal publication.</w:t>
+        <w:t xml:space="preserve">Verified against PubMed/Scite as of August 5, 2026; references 18–21 added August 21, 2026 (18 verified against the publisher record; 19–21 against the project reference library’s PubMed/Scite verification). Preprints are identified as such; per protocol citation policy, preprint findings are presented with that caveat and re-verified upon journal publication.</w:t>
       </w:r>
     </w:p>
     <w:p>
@@ -2182,6 +2221,113 @@
           <w:i/>
         </w:rPr>
         <w:t xml:space="preserve">Perspective — a proposed framework with no primary data; not PubMed-indexed as of August 21, 2026.</w:t>
+      </w:r>
+    </w:p>
+    <w:p>
+      <w:pPr>
+        <w:numPr>
+          <w:ilvl w:val="0"/>
+          <w:numId w:val="1001"/>
+        </w:numPr>
+        <w:pStyle w:val="Compact"/>
+      </w:pPr>
+      <w:r>
+        <w:t xml:space="preserve">Omar M, Naffaa ME, Agbareia R, et al. AI-assisted rheumatology triage changes with referral framing.</w:t>
+      </w:r>
+      <w:r>
+        <w:t xml:space="preserve"> </w:t>
+      </w:r>
+      <w:r>
+        <w:rPr>
+          <w:iCs/>
+          <w:i/>
+        </w:rPr>
+        <w:t xml:space="preserve">Rheumatology (Oxford)</w:t>
+      </w:r>
+      <w:r>
+        <w:t xml:space="preserve">. 2026. doi:10.1093/rheumatology/keag414. PMID 42587430.</w:t>
+      </w:r>
+    </w:p>
+    <w:p>
+      <w:pPr>
+        <w:numPr>
+          <w:ilvl w:val="0"/>
+          <w:numId w:val="1001"/>
+        </w:numPr>
+        <w:pStyle w:val="Compact"/>
+      </w:pPr>
+      <w:r>
+        <w:t xml:space="preserve">Ada O, Dagli U, Bilen E, et al. Clinical safety of large language model responses to matched patient-language and clinician-language Turkish obstetric and gynecologic triage prompts.</w:t>
+      </w:r>
+      <w:r>
+        <w:t xml:space="preserve"> </w:t>
+      </w:r>
+      <w:r>
+        <w:rPr>
+          <w:iCs/>
+          <w:i/>
+        </w:rPr>
+        <w:t xml:space="preserve">Eur J Obstet Gynecol Reprod Biol</w:t>
+      </w:r>
+      <w:r>
+        <w:t xml:space="preserve">. 2026. doi:10.1016/j.ejogrb.2026.115351. PMID 42561577.</w:t>
+      </w:r>
+    </w:p>
+    <w:p>
+      <w:pPr>
+        <w:numPr>
+          <w:ilvl w:val="0"/>
+          <w:numId w:val="1001"/>
+        </w:numPr>
+        <w:pStyle w:val="Compact"/>
+      </w:pPr>
+      <w:r>
+        <w:t xml:space="preserve">Ravichandran et al. MTS-Bench: a Manchester Triage System benchmark for language model triage safety.</w:t>
+      </w:r>
+      <w:r>
+        <w:t xml:space="preserve"> </w:t>
+      </w:r>
+      <w:r>
+        <w:rPr>
+          <w:iCs/>
+          <w:i/>
+        </w:rPr>
+        <w:t xml:space="preserve">openRxiv</w:t>
+      </w:r>
+      <w:r>
+        <w:t xml:space="preserve"> </w:t>
+      </w:r>
+      <w:r>
+        <w:t xml:space="preserve">preprint. doi:10.64898/2026.08.04.26359651.</w:t>
+      </w:r>
+      <w:r>
+        <w:t xml:space="preserve"> </w:t>
+      </w:r>
+      <w:r>
+        <w:rPr>
+          <w:iCs/>
+          <w:i/>
+        </w:rPr>
+        <w:t xml:space="preserve">Not peer-reviewed.</w:t>
+      </w:r>
+      <w:r>
+        <w:t xml:space="preserve"> </w:t>
+      </w:r>
+      <w:r>
+        <w:t xml:space="preserve">/ Sheppert A, Shen C, Geissal E, et al. Large language models exhibit greater diagnostic anchoring than physicians in a forced-choice vignette study.</w:t>
+      </w:r>
+      <w:r>
+        <w:t xml:space="preserve"> </w:t>
+      </w:r>
+      <w:r>
+        <w:rPr>
+          <w:iCs/>
+          <w:i/>
+        </w:rPr>
+        <w:t xml:space="preserve">Int J Med Inform</w:t>
+      </w:r>
+      <w:r>
+        <w:t xml:space="preserve">. 2026. doi:10.1016/j.ijmedinf.2026.106550. PMID 42335861.</w:t>
       </w:r>
     </w:p>
     <w:bookmarkEnd w:id="32"/>

--- a/docs/Protocol_Scientific_Introduction_v3.docx
+++ b/docs/Protocol_Scientific_Introduction_v3.docx
@@ -1531,7 +1531,20 @@
         <w:t xml:space="preserve">Int J Med Inform</w:t>
       </w:r>
       <w:r>
-        <w:t xml:space="preserve">, 2026). A patient told</w:t>
+        <w:t xml:space="preserve">, 2026). A contrasting null is cited deliberately: in benign upper-extremity musculoskeletal vignettes, GPT-5 held 92% diagnostic accuracy regardless of the patient’s stated self-diagnosis, overriding incorrect self-diagnoses in most scenarios (Jaarsma et al.,</w:t>
+      </w:r>
+      <w:r>
+        <w:t xml:space="preserve"> </w:t>
+      </w:r>
+      <w:r>
+        <w:rPr>
+          <w:iCs/>
+          <w:i/>
+        </w:rPr>
+        <w:t xml:space="preserve">J Hand Surg Am</w:t>
+      </w:r>
+      <w:r>
+        <w:t xml:space="preserve">, 2026) — anchoring susceptibility may therefore be model-generation- and stakes-dependent, and no study has yet shown such resistance where the missed diagnosis is catastrophic, which is precisely the regime this benchmark measures. A patient told</w:t>
       </w:r>
       <w:r>
         <w:t xml:space="preserve"> </w:t>
@@ -2328,6 +2341,41 @@
       </w:r>
       <w:r>
         <w:t xml:space="preserve">. 2026. doi:10.1016/j.ijmedinf.2026.106550. PMID 42335861.</w:t>
+      </w:r>
+    </w:p>
+    <w:p>
+      <w:pPr>
+        <w:numPr>
+          <w:ilvl w:val="0"/>
+          <w:numId w:val="1001"/>
+        </w:numPr>
+        <w:pStyle w:val="Compact"/>
+      </w:pPr>
+      <w:r>
+        <w:t xml:space="preserve">Jaarsma EH, Ring D, Wickman J, Drost A. Can large language models preserve diagnostic accuracy despite patient self-diagnosis and framing bias in hypothetical upper-extremity scenarios?</w:t>
+      </w:r>
+      <w:r>
+        <w:t xml:space="preserve"> </w:t>
+      </w:r>
+      <w:r>
+        <w:rPr>
+          <w:iCs/>
+          <w:i/>
+        </w:rPr>
+        <w:t xml:space="preserve">J Hand Surg Am</w:t>
+      </w:r>
+      <w:r>
+        <w:t xml:space="preserve">. 2026. doi:10.1016/j.jhsa.2026.07.014. PMID 42640232.</w:t>
+      </w:r>
+      <w:r>
+        <w:t xml:space="preserve"> </w:t>
+      </w:r>
+      <w:r>
+        <w:rPr>
+          <w:iCs/>
+          <w:i/>
+        </w:rPr>
+        <w:t xml:space="preserve">(Contrasting null: GPT-5 unaffected by self-diagnosis anchors in benign musculoskeletal vignettes.)</w:t>
       </w:r>
     </w:p>
     <w:bookmarkEnd w:id="32"/>

--- a/docs/Protocol_Scientific_Introduction_v3.docx
+++ b/docs/Protocol_Scientific_Introduction_v3.docx
@@ -1185,7 +1185,176 @@
         <w:t xml:space="preserve"> </w:t>
       </w:r>
       <w:r>
-        <w:t xml:space="preserve">The scoring pipeline routes each criterion to the least interpretive method capable of scoring it. Approximately 40% of the total scoring weight — the explicit-escalation determination, ESI level match, key feature checklist items, killer item detection, and format compliance — is scored mechanically. In particular, explicit escalation (the primary endpoint’s core element) is detected by a pre-registered, deterministic phrase-inventory rule set applied to the model’s own free-text words, validated against a physician-labeled sample before unblinding; no language model judges the primary endpoint. Approximately 30% — differential diagnosis completeness and reasoning coherence against reference rationales — is evaluated by an ensemble of at least three independent frontier LLM judges from different vendors, version-pinned, with the majority verdict used. The ensemble is subordinate and provisional: it is accepted for each component only if its agreement with the blinded physician panel on a pre-registered validation sample is at least as high as inter-physician agreement on the same items — the acceptance logic established by NOHARM, whose extract-and-match autograder reached κ = 0.804 against physicians versus inter-physician κ = 0.784 — and only if chance-corrected agreement meets the pre-registered threshold (Gwet AC1 ≥ 0.75). Per-judge self-preference diagnostics (whether a vendor’s judge scores that vendor’s outputs more favorably) are reported. Any component failing these gates reverts entirely to physician scoring. The remaining 30% — harm potential assessment, reasoning quality in ambiguous cases, communication appropriateness — is reviewed by the physician scoring panel and is never delegated to models. This tiered approach is both a practical necessity (with 50 scenarios, 6 or more models, 3 to 5 runs each, and multiple crossed conditions, the study generates thousands of individual responses) and a methodological answer to the model-judging-model objection.</w:t>
+        <w:t xml:space="preserve">The scoring pipeline routes each criterion to the least interpretive method capable of scoring it, and the layers are defined by what they score rather than by any share of a composite — no composite score is computed. Explicit-escalation determination, ESI level match, key feature checklist items, killer item detection, and format compliance are scored</w:t>
+      </w:r>
+      <w:r>
+        <w:t xml:space="preserve"> </w:t>
+      </w:r>
+      <w:r>
+        <w:rPr>
+          <w:bCs/>
+          <w:b/>
+        </w:rPr>
+        <w:t xml:space="preserve">mechanically</w:t>
+      </w:r>
+      <w:r>
+        <w:t xml:space="preserve">. In particular, explicit escalation — the primary endpoint’s core element — is detected by a pre-registered deterministic phrase-inventory rule set applied to the model’s own free-text words;</w:t>
+      </w:r>
+      <w:r>
+        <w:t xml:space="preserve"> </w:t>
+      </w:r>
+      <w:r>
+        <w:rPr>
+          <w:bCs/>
+          <w:b/>
+        </w:rPr>
+        <w:t xml:space="preserve">no language model judges the primary endpoint.</w:t>
+      </w:r>
+      <w:r>
+        <w:t xml:space="preserve"> </w:t>
+      </w:r>
+      <w:r>
+        <w:t xml:space="preserve">That classifier is itself held to pre-registered acceptance criteria — a stated labelling procedure, reported sensitivity, specificity and full confusion matrix against physician labels, and a pre-registered fallback to physician ascertainment if it does not clear its floor — because under an asymmetric loss function the sensitivity of escalation</w:t>
+      </w:r>
+      <w:r>
+        <w:t xml:space="preserve"> </w:t>
+      </w:r>
+      <w:r>
+        <w:rPr>
+          <w:iCs/>
+          <w:i/>
+        </w:rPr>
+        <w:t xml:space="preserve">detection</w:t>
+      </w:r>
+      <w:r>
+        <w:t xml:space="preserve"> </w:t>
+      </w:r>
+      <w:r>
+        <w:t xml:space="preserve">determines whether the primary endpoint measures model failure or classifier failure.</w:t>
+      </w:r>
+    </w:p>
+    <w:p>
+      <w:pPr>
+        <w:pStyle w:val="BodyText"/>
+      </w:pPr>
+      <w:r>
+        <w:t xml:space="preserve">Two component judgments — differential diagnosis completeness and reasoning coherence — are evaluated by an ensemble of</w:t>
+      </w:r>
+      <w:r>
+        <w:t xml:space="preserve"> </w:t>
+      </w:r>
+      <w:r>
+        <w:rPr>
+          <w:bCs/>
+          <w:b/>
+        </w:rPr>
+        <w:t xml:space="preserve">exactly three</w:t>
+      </w:r>
+      <w:r>
+        <w:t xml:space="preserve"> </w:t>
+      </w:r>
+      <w:r>
+        <w:t xml:space="preserve">frontier LLM judges, version-pinned, each excluded by vendor and model family from the system it is scoring, and each run at least three times.</w:t>
+      </w:r>
+      <w:r>
+        <w:t xml:space="preserve"> </w:t>
+      </w:r>
+      <w:r>
+        <w:rPr>
+          <w:bCs/>
+          <w:b/>
+        </w:rPr>
+        <w:t xml:space="preserve">A jury verdict exists only where the three judges are unanimous</w:t>
+      </w:r>
+      <w:r>
+        <w:t xml:space="preserve">; split and no-mode items are recorded as jury-indeterminate and routed to physician adjudication within a pre-registered, hazard-ordered budget. A margin-1 majority carries the reliability of one judge, not three, which is why it is not treated as a verdict.</w:t>
+      </w:r>
+    </w:p>
+    <w:p>
+      <w:pPr>
+        <w:pStyle w:val="BodyText"/>
+      </w:pPr>
+      <w:r>
+        <w:t xml:space="preserve">The ensemble is subordinate and provisional, and</w:t>
+      </w:r>
+      <w:r>
+        <w:t xml:space="preserve"> </w:t>
+      </w:r>
+      <w:r>
+        <w:rPr>
+          <w:bCs/>
+          <w:b/>
+        </w:rPr>
+        <w:t xml:space="preserve">non-promotion is its default state</w:t>
+      </w:r>
+      <w:r>
+        <w:t xml:space="preserve">. A component may be scored by the jury only after clearing three conjunctive acceptance gates, each evaluated on a one-sided confidence bound rather than a point estimate: agreement with the blinded physician panel at least as high as inter-physician agreement on the same items (the acceptance logic established by the NOHARM benchmark, a preprint); a pre-registered absolute floor, since beating human disagreement is necessary but demonstrably not sufficient; and a</w:t>
+      </w:r>
+      <w:r>
+        <w:t xml:space="preserve"> </w:t>
+      </w:r>
+      <w:r>
+        <w:rPr>
+          <w:bCs/>
+          <w:b/>
+        </w:rPr>
+        <w:t xml:space="preserve">directional</w:t>
+      </w:r>
+      <w:r>
+        <w:t xml:space="preserve"> </w:t>
+      </w:r>
+      <w:r>
+        <w:t xml:space="preserve">criterion bounding the conditional false-credit rate — of the components physicians rate deficient, the proportion the jury rates adequate. The third gate exists because every symmetric agreement coefficient counts a dangerously lenient judge and a merely fussy one identically, which is untenable under this study’s loss function. Chance-corrected agreement is</w:t>
+      </w:r>
+      <w:r>
+        <w:t xml:space="preserve"> </w:t>
+      </w:r>
+      <w:r>
+        <w:rPr>
+          <w:bCs/>
+          <w:b/>
+        </w:rPr>
+        <w:t xml:space="preserve">reported</w:t>
+      </w:r>
+      <w:r>
+        <w:t xml:space="preserve"> </w:t>
+      </w:r>
+      <w:r>
+        <w:t xml:space="preserve">alongside kappa, the observed prevalence, and the raw cell counts — not used as a gate. Any component failing any gate reverts entirely to physician scoring; where a component is not promoted the jury still runs in shadow mode, reported at zero scoring weight.</w:t>
+      </w:r>
+    </w:p>
+    <w:p>
+      <w:pPr>
+        <w:pStyle w:val="BodyText"/>
+      </w:pPr>
+      <w:r>
+        <w:t xml:space="preserve">Harm potential assessment, reasoning quality in ambiguous cases, communication appropriateness, and the interaction-failure metrics are reviewed by the physician scoring panel and are</w:t>
+      </w:r>
+      <w:r>
+        <w:t xml:space="preserve"> </w:t>
+      </w:r>
+      <w:r>
+        <w:rPr>
+          <w:bCs/>
+          <w:b/>
+        </w:rPr>
+        <w:t xml:space="preserve">never delegated to models</w:t>
+      </w:r>
+      <w:r>
+        <w:t xml:space="preserve">; physicians also adjudicate every anchoring and crisis-safeguard detection.</w:t>
+      </w:r>
+      <w:r>
+        <w:t xml:space="preserve"> </w:t>
+      </w:r>
+      <w:r>
+        <w:rPr>
+          <w:bCs/>
+          <w:b/>
+        </w:rPr>
+        <w:t xml:space="preserve">No endpoint reported in this study depends on the LLM jury layer</w:t>
+      </w:r>
+      <w:r>
+        <w:t xml:space="preserve">, and every planned analysis is computable from the deterministic and physician-sovereign layers alone — the study’s answer to the model-judging-model objection is structural, not rhetorical. The tiered approach is also a practical necessity: 50 scenarios, six or more models, three to five runs each, and multiple crossed conditions generate thousands of individual responses.</w:t>
       </w:r>
     </w:p>
     <w:p>

--- a/docs/Protocol_Scientific_Introduction_v3.docx
+++ b/docs/Protocol_Scientific_Introduction_v3.docx
@@ -1651,7 +1651,20 @@
         <w:t xml:space="preserve">Eur J Obstet Gynecol Reprod Biol</w:t>
       </w:r>
       <w:r>
-        <w:t xml:space="preserve">, 2026) — a specialty, specialist-rated design whose contrast with the emergency disposition domain is precisely what this study’s register factor resolves. Because both registers are scored from free-response answers, any gap found here cannot be attributed to elicitation format — the objection that now shadows the constrained-format literature.</w:t>
+        <w:t xml:space="preserve">, 2026) — a specialty, specialist-rated design whose contrast with the emergency disposition domain is precisely what this study’s register factor resolves. There is now direct evidence that the informational regime itself, rather than model capability, governs triage safety: on a physician-facing platform, supplying objective clinical data eliminated emergency under-triage entirely (25% to 0%, p = 0.005) and cut non-urgent over-triage from 78.7% to 57.8% (p = 0.014) (Jia et al.,</w:t>
+      </w:r>
+      <w:r>
+        <w:t xml:space="preserve"> </w:t>
+      </w:r>
+      <w:r>
+        <w:rPr>
+          <w:iCs/>
+          <w:i/>
+        </w:rPr>
+        <w:t xml:space="preserve">Int J Med Inform</w:t>
+      </w:r>
+      <w:r>
+        <w:t xml:space="preserve">, 2026). A patient typing symptoms into a consumer assistant supplies neither objective data nor clinical structure — which is the regime this benchmark, and not the physician-facing literature, is built to measure. Because both registers are scored from free-response answers, any gap found here cannot be attributed to elicitation format — the objection that now shadows the constrained-format literature.</w:t>
       </w:r>
     </w:p>
     <w:p>
@@ -2545,6 +2558,41 @@
           <w:i/>
         </w:rPr>
         <w:t xml:space="preserve">(Contrasting null: GPT-5 unaffected by self-diagnosis anchors in benign musculoskeletal vignettes.)</w:t>
+      </w:r>
+    </w:p>
+    <w:p>
+      <w:pPr>
+        <w:numPr>
+          <w:ilvl w:val="0"/>
+          <w:numId w:val="1001"/>
+        </w:numPr>
+        <w:pStyle w:val="Compact"/>
+      </w:pPr>
+      <w:r>
+        <w:t xml:space="preserve">Jia E, Omar M, Barash Y, Brook OR, Ahmed M, Kruskal JB, Gorenshtein A, Klang E. OpenEvidence errs on the safe side in a structured test of triage recommendations.</w:t>
+      </w:r>
+      <w:r>
+        <w:t xml:space="preserve"> </w:t>
+      </w:r>
+      <w:r>
+        <w:rPr>
+          <w:iCs/>
+          <w:i/>
+        </w:rPr>
+        <w:t xml:space="preserve">Int J Med Inform</w:t>
+      </w:r>
+      <w:r>
+        <w:t xml:space="preserve">. 2026;222:106687. doi:10.1016/j.ijmedinf.2026.106687. PMID 42673790.</w:t>
+      </w:r>
+      <w:r>
+        <w:t xml:space="preserve"> </w:t>
+      </w:r>
+      <w:r>
+        <w:rPr>
+          <w:iCs/>
+          <w:i/>
+        </w:rPr>
+        <w:t xml:space="preserve">(Same benchmark instrument as the ChatGPT Health finding; physician-facing and retrieval-augmented. Second anchoring null (OR 1.08, Holm-adjusted p = 1.0); objective clinical data eliminated emergency under-triage 25% → 0%; 6.8% evidence-seeking refusals.)</w:t>
       </w:r>
     </w:p>
     <w:bookmarkEnd w:id="32"/>
